--- a/legal_docs/10_全卷一致性比對查核表.docx
+++ b/legal_docs/10_全卷一致性比對查核表.docx
@@ -4,20 +4,464 @@
   <w:body>
     <w:p>
       <w:pPr>
-        <w:spacing w:after="240" w:before="0"/>
+        <w:spacing w:before="240" w:after="120"/>
       </w:pPr>
       <w:r>
         <w:rPr>
-          <w:rFonts w:ascii="PingFang TC" w:hAnsi="PingFang TC"/>
           <w:b/>
-          <w:color w:val="A83212"/>
-          <w:sz w:val="36"/>
+          <w:color w:val="0F172A"/>
+          <w:sz w:val="32"/>
         </w:rPr>
         <w:t>全卷法規、金額、去向與事實記載一致性檢查表</w:t>
       </w:r>
     </w:p>
+    <w:tbl>
+      <w:tblPr>
+        <w:tblW w:type="auto" w:w="0"/>
+        <w:jc w:val="center"/>
+        <w:tblLook w:firstColumn="1" w:firstRow="1" w:lastColumn="0" w:lastRow="0" w:noHBand="0" w:noVBand="1" w:val="04A0"/>
+      </w:tblPr>
+      <w:tblGrid>
+        <w:gridCol w:w="2484"/>
+        <w:gridCol w:w="2484"/>
+        <w:gridCol w:w="2484"/>
+        <w:gridCol w:w="2484"/>
+      </w:tblGrid>
+      <w:tr>
+        <w:tc>
+          <w:tcPr>
+            <w:tcW w:type="dxa" w:w="2484"/>
+            <w:shd w:fill="F1F5F9"/>
+          </w:tcPr>
+          <w:p>
+            <w:pPr>
+              <w:spacing w:after="40" w:line="276" w:lineRule="auto"/>
+            </w:pPr>
+            <w:r>
+              <w:rPr>
+                <w:rFonts w:ascii="Microsoft JhengHei" w:hAnsi="Microsoft JhengHei"/>
+                <w:b/>
+                <w:color w:val="0F172A"/>
+                <w:sz w:val="19"/>
+              </w:rPr>
+              <w:t>查核面向</w:t>
+            </w:r>
+          </w:p>
+        </w:tc>
+        <w:tc>
+          <w:tcPr>
+            <w:tcW w:type="dxa" w:w="2484"/>
+            <w:shd w:fill="F1F5F9"/>
+          </w:tcPr>
+          <w:p>
+            <w:pPr>
+              <w:spacing w:after="40" w:line="276" w:lineRule="auto"/>
+            </w:pPr>
+            <w:r>
+              <w:rPr>
+                <w:rFonts w:ascii="Microsoft JhengHei" w:hAnsi="Microsoft JhengHei"/>
+                <w:b/>
+                <w:color w:val="0F172A"/>
+                <w:sz w:val="19"/>
+              </w:rPr>
+              <w:t>原始卷宗之錯誤與矛盾</w:t>
+            </w:r>
+          </w:p>
+        </w:tc>
+        <w:tc>
+          <w:tcPr>
+            <w:tcW w:type="dxa" w:w="2484"/>
+            <w:shd w:fill="F1F5F9"/>
+          </w:tcPr>
+          <w:p>
+            <w:pPr>
+              <w:spacing w:after="40" w:line="276" w:lineRule="auto"/>
+            </w:pPr>
+            <w:r>
+              <w:rPr>
+                <w:rFonts w:ascii="Microsoft JhengHei" w:hAnsi="Microsoft JhengHei"/>
+                <w:b/>
+                <w:color w:val="0F172A"/>
+                <w:sz w:val="19"/>
+              </w:rPr>
+              <w:t>改寫後標準規範（全卷絕對一致）</w:t>
+            </w:r>
+          </w:p>
+        </w:tc>
+        <w:tc>
+          <w:tcPr>
+            <w:tcW w:type="dxa" w:w="2484"/>
+            <w:shd w:fill="F1F5F9"/>
+          </w:tcPr>
+          <w:p>
+            <w:pPr>
+              <w:spacing w:after="40" w:line="276" w:lineRule="auto"/>
+            </w:pPr>
+            <w:r>
+              <w:rPr>
+                <w:rFonts w:ascii="Microsoft JhengHei" w:hAnsi="Microsoft JhengHei"/>
+                <w:b/>
+                <w:color w:val="0F172A"/>
+                <w:sz w:val="19"/>
+              </w:rPr>
+              <w:t>覆核結果</w:t>
+            </w:r>
+          </w:p>
+        </w:tc>
+      </w:tr>
+      <w:tr>
+        <w:tc>
+          <w:tcPr>
+            <w:tcW w:type="dxa" w:w="2484"/>
+          </w:tcPr>
+          <w:p>
+            <w:pPr>
+              <w:spacing w:after="40" w:line="276" w:lineRule="auto"/>
+            </w:pPr>
+            <w:r>
+              <w:rPr>
+                <w:rFonts w:ascii="Microsoft JhengHei" w:hAnsi="Microsoft JhengHei"/>
+                <w:sz w:val="19"/>
+              </w:rPr>
+              <w:t>法律依據</w:t>
+            </w:r>
+          </w:p>
+        </w:tc>
+        <w:tc>
+          <w:tcPr>
+            <w:tcW w:type="dxa" w:w="2484"/>
+          </w:tcPr>
+          <w:p>
+            <w:pPr>
+              <w:spacing w:after="40" w:line="276" w:lineRule="auto"/>
+            </w:pPr>
+            <w:r>
+              <w:rPr>
+                <w:rFonts w:ascii="Microsoft JhengHei" w:hAnsi="Microsoft JhengHei"/>
+                <w:sz w:val="19"/>
+              </w:rPr>
+              <w:t>引用商辦分立第 26 條；誤稱調處具確定判決效力；引述未查證函釋與裁判。</w:t>
+            </w:r>
+          </w:p>
+        </w:tc>
+        <w:tc>
+          <w:tcPr>
+            <w:tcW w:type="dxa" w:w="2484"/>
+          </w:tcPr>
+          <w:p>
+            <w:pPr>
+              <w:spacing w:after="40" w:line="276" w:lineRule="auto"/>
+            </w:pPr>
+            <w:r>
+              <w:rPr>
+                <w:rFonts w:ascii="Microsoft JhengHei" w:hAnsi="Microsoft JhengHei"/>
+                <w:sz w:val="19"/>
+              </w:rPr>
+              <w:t>全卷統一引用第 53 條集居分流、第 31 條規約變更特別決議、第 59-1 條和解契約調處；不實判決全數刪除。</w:t>
+            </w:r>
+          </w:p>
+        </w:tc>
+        <w:tc>
+          <w:tcPr>
+            <w:tcW w:type="dxa" w:w="2484"/>
+          </w:tcPr>
+          <w:p>
+            <w:pPr>
+              <w:spacing w:after="40" w:line="276" w:lineRule="auto"/>
+            </w:pPr>
+            <w:r>
+              <w:rPr>
+                <w:rFonts w:ascii="Microsoft JhengHei" w:hAnsi="Microsoft JhengHei"/>
+                <w:sz w:val="19"/>
+              </w:rPr>
+              <w:t>通過</w:t>
+            </w:r>
+          </w:p>
+        </w:tc>
+      </w:tr>
+      <w:tr>
+        <w:tc>
+          <w:tcPr>
+            <w:tcW w:type="dxa" w:w="2484"/>
+          </w:tcPr>
+          <w:p>
+            <w:pPr>
+              <w:spacing w:after="40" w:line="276" w:lineRule="auto"/>
+            </w:pPr>
+            <w:r>
+              <w:rPr>
+                <w:rFonts w:ascii="Microsoft JhengHei" w:hAnsi="Microsoft JhengHei"/>
+                <w:sz w:val="19"/>
+              </w:rPr>
+              <w:t>專案金額</w:t>
+            </w:r>
+          </w:p>
+        </w:tc>
+        <w:tc>
+          <w:tcPr>
+            <w:tcW w:type="dxa" w:w="2484"/>
+          </w:tcPr>
+          <w:p>
+            <w:pPr>
+              <w:spacing w:after="40" w:line="276" w:lineRule="auto"/>
+            </w:pPr>
+            <w:r>
+              <w:rPr>
+                <w:rFonts w:ascii="Microsoft JhengHei" w:hAnsi="Microsoft JhengHei"/>
+                <w:sz w:val="19"/>
+              </w:rPr>
+              <w:t>誤算為 284,731 元，衍生每戶退 47,455 元、5 年 392,731 元等錯誤數字。</w:t>
+            </w:r>
+          </w:p>
+        </w:tc>
+        <w:tc>
+          <w:tcPr>
+            <w:tcW w:type="dxa" w:w="2484"/>
+          </w:tcPr>
+          <w:p>
+            <w:pPr>
+              <w:spacing w:after="40" w:line="276" w:lineRule="auto"/>
+            </w:pPr>
+            <w:r>
+              <w:rPr>
+                <w:rFonts w:ascii="Microsoft JhengHei" w:hAnsi="Microsoft JhengHei"/>
+                <w:sz w:val="19"/>
+              </w:rPr>
+              <w:t>全卷統一基準：新光定存（220,231 元）＋ 交屋基金（60,000 元）＝ 280,231 元（利息標__________）。</w:t>
+            </w:r>
+          </w:p>
+        </w:tc>
+        <w:tc>
+          <w:tcPr>
+            <w:tcW w:type="dxa" w:w="2484"/>
+          </w:tcPr>
+          <w:p>
+            <w:pPr>
+              <w:spacing w:after="40" w:line="276" w:lineRule="auto"/>
+            </w:pPr>
+            <w:r>
+              <w:rPr>
+                <w:rFonts w:ascii="Microsoft JhengHei" w:hAnsi="Microsoft JhengHei"/>
+                <w:sz w:val="19"/>
+              </w:rPr>
+              <w:t>通過</w:t>
+            </w:r>
+          </w:p>
+        </w:tc>
+      </w:tr>
+      <w:tr>
+        <w:tc>
+          <w:tcPr>
+            <w:tcW w:type="dxa" w:w="2484"/>
+          </w:tcPr>
+          <w:p>
+            <w:pPr>
+              <w:spacing w:after="40" w:line="276" w:lineRule="auto"/>
+            </w:pPr>
+            <w:r>
+              <w:rPr>
+                <w:rFonts w:ascii="Microsoft JhengHei" w:hAnsi="Microsoft JhengHei"/>
+                <w:sz w:val="19"/>
+              </w:rPr>
+              <w:t>款項去向</w:t>
+            </w:r>
+          </w:p>
+        </w:tc>
+        <w:tc>
+          <w:tcPr>
+            <w:tcW w:type="dxa" w:w="2484"/>
+          </w:tcPr>
+          <w:p>
+            <w:pPr>
+              <w:spacing w:after="40" w:line="276" w:lineRule="auto"/>
+            </w:pPr>
+            <w:r>
+              <w:rPr>
+                <w:rFonts w:ascii="Microsoft JhengHei" w:hAnsi="Microsoft JhengHei"/>
+                <w:sz w:val="19"/>
+              </w:rPr>
+              <w:t>退還個人私帳 / 成立管委會 / 終生免繳與月繳 400 互撞。</w:t>
+            </w:r>
+          </w:p>
+        </w:tc>
+        <w:tc>
+          <w:tcPr>
+            <w:tcW w:type="dxa" w:w="2484"/>
+          </w:tcPr>
+          <w:p>
+            <w:pPr>
+              <w:spacing w:after="40" w:line="276" w:lineRule="auto"/>
+            </w:pPr>
+            <w:r>
+              <w:rPr>
+                <w:rFonts w:ascii="Microsoft JhengHei" w:hAnsi="Microsoft JhengHei"/>
+                <w:sz w:val="19"/>
+              </w:rPr>
+              <w:t>全卷統一：簽訂共管協議書，存入雙人簽章共管專戶，用於路燈側溝維護，不另設管委會，嚴禁流入個人。</w:t>
+            </w:r>
+          </w:p>
+        </w:tc>
+        <w:tc>
+          <w:tcPr>
+            <w:tcW w:type="dxa" w:w="2484"/>
+          </w:tcPr>
+          <w:p>
+            <w:pPr>
+              <w:spacing w:after="40" w:line="276" w:lineRule="auto"/>
+            </w:pPr>
+            <w:r>
+              <w:rPr>
+                <w:rFonts w:ascii="Microsoft JhengHei" w:hAnsi="Microsoft JhengHei"/>
+                <w:sz w:val="19"/>
+              </w:rPr>
+              <w:t>通過</w:t>
+            </w:r>
+          </w:p>
+        </w:tc>
+      </w:tr>
+      <w:tr>
+        <w:tc>
+          <w:tcPr>
+            <w:tcW w:type="dxa" w:w="2484"/>
+          </w:tcPr>
+          <w:p>
+            <w:pPr>
+              <w:spacing w:after="40" w:line="276" w:lineRule="auto"/>
+            </w:pPr>
+            <w:r>
+              <w:rPr>
+                <w:rFonts w:ascii="Microsoft JhengHei" w:hAnsi="Microsoft JhengHei"/>
+                <w:sz w:val="19"/>
+              </w:rPr>
+              <w:t>代理權限</w:t>
+            </w:r>
+          </w:p>
+        </w:tc>
+        <w:tc>
+          <w:tcPr>
+            <w:tcW w:type="dxa" w:w="2484"/>
+          </w:tcPr>
+          <w:p>
+            <w:pPr>
+              <w:spacing w:after="40" w:line="276" w:lineRule="auto"/>
+            </w:pPr>
+            <w:r>
+              <w:rPr>
+                <w:rFonts w:ascii="Microsoft JhengHei" w:hAnsi="Microsoft JhengHei"/>
+                <w:sz w:val="19"/>
+              </w:rPr>
+              <w:t>誤稱法定代理人、授權召集人代收處分公款。</w:t>
+            </w:r>
+          </w:p>
+        </w:tc>
+        <w:tc>
+          <w:tcPr>
+            <w:tcW w:type="dxa" w:w="2484"/>
+          </w:tcPr>
+          <w:p>
+            <w:pPr>
+              <w:spacing w:after="40" w:line="276" w:lineRule="auto"/>
+            </w:pPr>
+            <w:r>
+              <w:rPr>
+                <w:rFonts w:ascii="Microsoft JhengHei" w:hAnsi="Microsoft JhengHei"/>
+                <w:sz w:val="19"/>
+              </w:rPr>
+              <w:t>全卷統一：委任代理人，嚴禁代收公款，增列 1 年期限、結算報告義務、禁複委任、個資專用、共有戶全員簽章。</w:t>
+            </w:r>
+          </w:p>
+        </w:tc>
+        <w:tc>
+          <w:tcPr>
+            <w:tcW w:type="dxa" w:w="2484"/>
+          </w:tcPr>
+          <w:p>
+            <w:pPr>
+              <w:spacing w:after="40" w:line="276" w:lineRule="auto"/>
+            </w:pPr>
+            <w:r>
+              <w:rPr>
+                <w:rFonts w:ascii="Microsoft JhengHei" w:hAnsi="Microsoft JhengHei"/>
+                <w:sz w:val="19"/>
+              </w:rPr>
+              <w:t>通過</w:t>
+            </w:r>
+          </w:p>
+        </w:tc>
+      </w:tr>
+      <w:tr>
+        <w:tc>
+          <w:tcPr>
+            <w:tcW w:type="dxa" w:w="2484"/>
+          </w:tcPr>
+          <w:p>
+            <w:pPr>
+              <w:spacing w:after="40" w:line="276" w:lineRule="auto"/>
+            </w:pPr>
+            <w:r>
+              <w:rPr>
+                <w:rFonts w:ascii="Microsoft JhengHei" w:hAnsi="Microsoft JhengHei"/>
+                <w:sz w:val="19"/>
+              </w:rPr>
+              <w:t>文字語氣</w:t>
+            </w:r>
+          </w:p>
+        </w:tc>
+        <w:tc>
+          <w:tcPr>
+            <w:tcW w:type="dxa" w:w="2484"/>
+          </w:tcPr>
+          <w:p>
+            <w:pPr>
+              <w:spacing w:after="40" w:line="276" w:lineRule="auto"/>
+            </w:pPr>
+            <w:r>
+              <w:rPr>
+                <w:rFonts w:ascii="Microsoft JhengHei" w:hAnsi="Microsoft JhengHei"/>
+                <w:sz w:val="19"/>
+              </w:rPr>
+              <w:t>使用「官方白紙黑字、審計、鑑定、破局、王牌、戰情室」等對抗宣傳詞。</w:t>
+            </w:r>
+          </w:p>
+        </w:tc>
+        <w:tc>
+          <w:tcPr>
+            <w:tcW w:type="dxa" w:w="2484"/>
+          </w:tcPr>
+          <w:p>
+            <w:pPr>
+              <w:spacing w:after="40" w:line="276" w:lineRule="auto"/>
+            </w:pPr>
+            <w:r>
+              <w:rPr>
+                <w:rFonts w:ascii="Microsoft JhengHei" w:hAnsi="Microsoft JhengHei"/>
+                <w:sz w:val="19"/>
+              </w:rPr>
+              <w:t>全數修正為客觀公文法言語氣，訴求雙方互利、管理單純化；不確定日期、公所、利息一律標__________。</w:t>
+            </w:r>
+          </w:p>
+        </w:tc>
+        <w:tc>
+          <w:tcPr>
+            <w:tcW w:type="dxa" w:w="2484"/>
+          </w:tcPr>
+          <w:p>
+            <w:pPr>
+              <w:spacing w:after="40" w:line="276" w:lineRule="auto"/>
+            </w:pPr>
+            <w:r>
+              <w:rPr>
+                <w:rFonts w:ascii="Microsoft JhengHei" w:hAnsi="Microsoft JhengHei"/>
+                <w:sz w:val="19"/>
+              </w:rPr>
+              <w:t>通過</w:t>
+            </w:r>
+          </w:p>
+        </w:tc>
+      </w:tr>
+    </w:tbl>
     <w:sectPr>
-      <w:pgSz w:w="11909" w:h="16834"/>
+      <w:pgSz w:w="12240" w:h="15840"/>
       <w:pgMar w:top="1152" w:right="1152" w:bottom="1152" w:left="1152" w:header="720" w:footer="720" w:gutter="0"/>
       <w:cols w:space="720"/>
       <w:docGrid w:linePitch="360"/>
@@ -389,6 +833,14 @@
     <w:name w:val="Normal"/>
     <w:qFormat/>
     <w:rsid w:val="00FC693F"/>
+    <w:pPr>
+      <w:spacing w:line="324" w:lineRule="auto" w:after="80"/>
+    </w:pPr>
+    <w:rPr>
+      <w:rFonts w:ascii="Microsoft JhengHei" w:hAnsi="Microsoft JhengHei"/>
+      <w:color w:val="1E293B"/>
+      <w:sz w:val="22"/>
+    </w:rPr>
   </w:style>
   <w:style w:type="paragraph" w:styleId="Header">
     <w:name w:val="header"/>
